--- a/Diplomata_ES/docx/1부2화_La_cena_de_los_jueves.docx
+++ b/Diplomata_ES/docx/1부2화_La_cena_de_los_jueves.docx
@@ -111,7 +111,7 @@
           <w:color w:val="555555"/>
           <w:sz w:val="19"/>
         </w:rPr>
-        <w:t>대사 138턴 · 난이도 B2-C1 · 지문 없이 대사만으로 구성 · 본문 + 한국어 대역 + 주석</w:t>
+        <w:t>대사 144턴 · 난이도 B2-C1 · 지문 없이 대사만으로 구성 · 본문 + 한국어 대역 + 주석</w:t>
       </w:r>
     </w:p>
     <w:p>
@@ -5060,7 +5060,7 @@
           <w:color w:val="8A1C2B"/>
           <w:sz w:val="21"/>
         </w:rPr>
-        <w:t xml:space="preserve">ÁLVARO   </w:t>
+        <w:t xml:space="preserve">IBRAHIMA   </w:t>
       </w:r>
       <w:r>
         <w:rPr>
@@ -5069,7 +5069,7 @@
           <w:i w:val="0"/>
           <w:sz w:val="22"/>
         </w:rPr>
-        <w:t>Embajadora, ¿qué quiere de mí?</w:t>
+        <w:t>Permítame una nota de historiador. En mil cuatrocientos noventa y cuatro, Castilla y Portugal se disputaban el océano. No hubo guerra. Hubo el Tratado de Tordesillas: una línea trazada sobre un mapa.</w:t>
       </w:r>
     </w:p>
     <w:p>
@@ -5085,7 +5085,7 @@
           <w:color w:val="555555"/>
           <w:sz w:val="19"/>
         </w:rPr>
-        <w:t>대사님, 제게 무엇을 원하십니까?</w:t>
+        <w:t>역사학자로서 한마디 하겠습니다. 1494년에 카스티야와 포르투갈이 대양을 두고 다퉜습니다. 전쟁은 없었죠. 토르데시야스 조약이 있었습니다. 지도 위에 그은 선 하나였죠.</w:t>
       </w:r>
     </w:p>
     <w:p>
@@ -5112,7 +5112,7 @@
           <w:color w:val="8A1C2B"/>
           <w:sz w:val="21"/>
         </w:rPr>
-        <w:t xml:space="preserve">AMINATA   </w:t>
+        <w:t xml:space="preserve">ÁLVARO   </w:t>
       </w:r>
       <w:r>
         <w:rPr>
@@ -5121,7 +5121,7 @@
           <w:i w:val="0"/>
           <w:sz w:val="22"/>
         </w:rPr>
-        <w:t>Que averigüe qué sabe su propio gobierno. Que me diga si el cero está vivo o muerto.</w:t>
+        <w:t>Trescientas setenta leguas al oeste de las islas de Cabo Verde. Lo estudié en el instituto.</w:t>
       </w:r>
     </w:p>
     <w:p>
@@ -5137,7 +5137,7 @@
           <w:color w:val="555555"/>
           <w:sz w:val="19"/>
         </w:rPr>
-        <w:t>당신 정부가 무엇을 알고 있는지 알아봐 주세요. 영번이 살아 있는지 죽었는지 말해 주시고요.</w:t>
+        <w:t>카보베르데 제도에서 서쪽으로 370레구아. 고등학교 때 배웠습니다.</w:t>
       </w:r>
     </w:p>
     <w:p>
@@ -5164,7 +5164,7 @@
           <w:color w:val="8A1C2B"/>
           <w:sz w:val="21"/>
         </w:rPr>
-        <w:t xml:space="preserve">ÁLVARO   </w:t>
+        <w:t xml:space="preserve">IBRAHIMA   </w:t>
       </w:r>
       <w:r>
         <w:rPr>
@@ -5173,7 +5173,7 @@
           <w:i w:val="0"/>
           <w:sz w:val="22"/>
         </w:rPr>
-        <w:t>¿Y a cambio?</w:t>
+        <w:t>Lo que no le enseñaron es que la línea del Papa estaba mucho más cerca, a cien leguas. Portugal pidió moverla y se movió. Dos reinos resolvieron un problema enorme moviendo una línea, no ganando una batalla.</w:t>
       </w:r>
     </w:p>
     <w:p>
@@ -5189,7 +5189,7 @@
           <w:color w:val="555555"/>
           <w:sz w:val="19"/>
         </w:rPr>
-        <w:t>그 대가는요?</w:t>
+        <w:t>가르쳐 주지 않은 건, 교황의 선이 훨씬 가까운 100레구아에 있었다는 겁니다. 포르투갈이 옮겨 달라고 했고 옮겨졌죠. 두 왕국은 거대한 문제를 전투에서 이겨서가 아니라 선을 옮겨서 풀었습니다.</w:t>
       </w:r>
     </w:p>
     <w:p>
@@ -5225,7 +5225,7 @@
           <w:i w:val="0"/>
           <w:sz w:val="22"/>
         </w:rPr>
-        <w:t>A cambio, mañana mismo trasladarán a los veintidós hombres del barco a un hotel de Puerto Alba. Con acceso consular. Con teléfonos. Un gesto.</w:t>
+        <w:t>Mi marido cree que todos los conflictos se arreglan con una línea.</w:t>
       </w:r>
     </w:p>
     <w:p>
@@ -5241,7 +5241,7 @@
           <w:color w:val="555555"/>
           <w:sz w:val="19"/>
         </w:rPr>
-        <w:t>그 대가로, 내일 당장 스물두 명 선원을 푸에르토 알바의 호텔로 옮기겠습니다. 영사 접견과 전화 사용이 가능하게요. 일종의 성의 표시죠.</w:t>
+        <w:t>제 남편은 모든 갈등이 선 하나로 풀린다고 믿어요.</w:t>
       </w:r>
     </w:p>
     <w:p>
@@ -5277,7 +5277,7 @@
           <w:i w:val="0"/>
           <w:sz w:val="22"/>
         </w:rPr>
-        <w:t>¿Puede garantizarlo?</w:t>
+        <w:t>Quizá no todos. Pero el mapa de zonas de Kandara cambió de nombre hace tres meses.</w:t>
       </w:r>
     </w:p>
     <w:p>
@@ -5293,7 +5293,7 @@
           <w:color w:val="555555"/>
           <w:sz w:val="19"/>
         </w:rPr>
-        <w:t>보장하실 수 있습니까?</w:t>
+        <w:t>전부는 아닐지도요. 하지만 칸다라의 해역 지도는 석 달 전에 이름이 바뀌었습니다.</w:t>
       </w:r>
     </w:p>
     <w:p>
@@ -5320,7 +5320,7 @@
           <w:color w:val="8A1C2B"/>
           <w:sz w:val="21"/>
         </w:rPr>
-        <w:t xml:space="preserve">AMINATA   </w:t>
+        <w:t xml:space="preserve">IBRAHIMA   </w:t>
       </w:r>
       <w:r>
         <w:rPr>
@@ -5329,7 +5329,7 @@
           <w:i w:val="0"/>
           <w:sz w:val="22"/>
         </w:rPr>
-        <w:t>Puedo conseguirlo del presidente. No del general. Por eso le digo que mi poder llega hasta cierta puerta.</w:t>
+        <w:t>Entonces quien movió esa línea quería hablar de otra cosa. Siempre se mueve una línea para hablar de otra cosa.</w:t>
       </w:r>
     </w:p>
     <w:p>
@@ -5345,7 +5345,7 @@
           <w:color w:val="555555"/>
           <w:sz w:val="19"/>
         </w:rPr>
-        <w:t>대통령에게서는 얻어낼 수 있어요. 장군에게서는 아니고요. 그래서 제 권한은 어느 문까지라고 말씀드리는 겁니다.</w:t>
+        <w:t>그렇다면 그 선을 옮긴 사람은 다른 얘기를 하고 싶었던 겁니다. 선은 늘 다른 얘기를 하려고 옮기는 법이죠.</w:t>
       </w:r>
     </w:p>
     <w:p>
@@ -5381,7 +5381,7 @@
           <w:i w:val="0"/>
           <w:sz w:val="22"/>
         </w:rPr>
-        <w:t>¿Y el Consejo? ¿Cuándo se reúne?</w:t>
+        <w:t>Embajadora, ¿qué quiere de mí?</w:t>
       </w:r>
     </w:p>
     <w:p>
@@ -5397,7 +5397,7 @@
           <w:color w:val="555555"/>
           <w:sz w:val="19"/>
         </w:rPr>
-        <w:t>위원회는요? 언제 열립니까?</w:t>
+        <w:t>대사님, 제게 무엇을 원하십니까?</w:t>
       </w:r>
     </w:p>
     <w:p>
@@ -5433,7 +5433,7 @@
           <w:i w:val="0"/>
           <w:sz w:val="22"/>
         </w:rPr>
-        <w:t>Dentro de cinco semanas. Hasta entonces puedo contener a Camara. Al general, no.</w:t>
+        <w:t>Que averigüe qué sabe su propio gobierno. Que me diga si el cero está vivo o muerto.</w:t>
       </w:r>
     </w:p>
     <w:p>
@@ -5449,7 +5449,7 @@
           <w:color w:val="555555"/>
           <w:sz w:val="19"/>
         </w:rPr>
-        <w:t>5주 뒤입니다. 그때까지는 카마라를 붙들어 둘 수 있어요. 장군은 못 하고요.</w:t>
+        <w:t>당신 정부가 무엇을 알고 있는지 알아봐 주세요. 영번이 살아 있는지 죽었는지 말해 주시고요.</w:t>
       </w:r>
     </w:p>
     <w:p>
@@ -5485,7 +5485,7 @@
           <w:i w:val="0"/>
           <w:sz w:val="22"/>
         </w:rPr>
-        <w:t>Cinco semanas. Entonces tengo cinco semanas para saber qué es un papel que mi propio ministerio no me ha enseñado.</w:t>
+        <w:t>¿Y a cambio?</w:t>
       </w:r>
     </w:p>
     <w:p>
@@ -5501,7 +5501,7 @@
           <w:color w:val="555555"/>
           <w:sz w:val="19"/>
         </w:rPr>
-        <w:t>5주군요. 그럼 저는 5주 안에, 제 부처가 보여 준 적 없는 서류가 뭔지 알아내야 합니다.</w:t>
+        <w:t>그 대가는요?</w:t>
       </w:r>
     </w:p>
     <w:p>
@@ -5537,7 +5537,7 @@
           <w:i w:val="0"/>
           <w:sz w:val="22"/>
         </w:rPr>
-        <w:t>Cinco semanas para algo que ha estado enterrado veintiocho años. Es un buen plazo.</w:t>
+        <w:t>A cambio, mañana mismo trasladarán a los veintidós hombres del barco a un hotel de Puerto Alba. Con acceso consular. Con teléfonos. Un gesto.</w:t>
       </w:r>
     </w:p>
     <w:p>
@@ -5553,7 +5553,7 @@
           <w:color w:val="555555"/>
           <w:sz w:val="19"/>
         </w:rPr>
-        <w:t>28년 묻혀 있던 일에 5주면 좋은 기한이죠.</w:t>
+        <w:t>그 대가로, 내일 당장 스물두 명 선원을 푸에르토 알바의 호텔로 옮기겠습니다. 영사 접견과 전화 사용이 가능하게요. 일종의 성의 표시죠.</w:t>
       </w:r>
     </w:p>
     <w:p>
@@ -5589,7 +5589,7 @@
           <w:i w:val="0"/>
           <w:sz w:val="22"/>
         </w:rPr>
-        <w:t>Dijo «enterrado».</w:t>
+        <w:t>¿Puede garantizarlo?</w:t>
       </w:r>
     </w:p>
     <w:p>
@@ -5605,7 +5605,7 @@
           <w:color w:val="555555"/>
           <w:sz w:val="19"/>
         </w:rPr>
-        <w:t>'묻혀 있다'고 하셨네요.</w:t>
+        <w:t>보장하실 수 있습니까?</w:t>
       </w:r>
     </w:p>
     <w:p>
@@ -5641,7 +5641,7 @@
           <w:i w:val="0"/>
           <w:sz w:val="22"/>
         </w:rPr>
-        <w:t>¿Y qué?</w:t>
+        <w:t>Puedo conseguirlo del presidente. No del general. Por eso le digo que mi poder llega hasta cierta puerta.</w:t>
       </w:r>
     </w:p>
     <w:p>
@@ -5657,7 +5657,7 @@
           <w:color w:val="555555"/>
           <w:sz w:val="19"/>
         </w:rPr>
-        <w:t>그게 어때서요?</w:t>
+        <w:t>대통령에게서는 얻어낼 수 있어요. 장군에게서는 아니고요. 그래서 제 권한은 어느 문까지라고 말씀드리는 겁니다.</w:t>
       </w:r>
     </w:p>
     <w:p>
@@ -5693,7 +5693,7 @@
           <w:i w:val="0"/>
           <w:sz w:val="22"/>
         </w:rPr>
-        <w:t>Nada. Es la segunda vez en dos días que oigo esa palabra.</w:t>
+        <w:t>¿Y el Consejo? ¿Cuándo se reúne?</w:t>
       </w:r>
     </w:p>
     <w:p>
@@ -5709,7 +5709,7 @@
           <w:color w:val="555555"/>
           <w:sz w:val="19"/>
         </w:rPr>
-        <w:t>아닙니다. 이틀 만에 그 말을 듣는 게 두 번째라서요.</w:t>
+        <w:t>위원회는요? 언제 열립니까?</w:t>
       </w:r>
     </w:p>
     <w:p>
@@ -5745,7 +5745,7 @@
           <w:i w:val="0"/>
           <w:sz w:val="22"/>
         </w:rPr>
-        <w:t>Entonces tiene razón en sospechar. Ahora déjeme preguntarle yo. ¿Va a decírselo a su jefa?</w:t>
+        <w:t>Dentro de cinco semanas. Hasta entonces puedo contener a Camara. Al general, no.</w:t>
       </w:r>
     </w:p>
     <w:p>
@@ -5761,7 +5761,7 @@
           <w:color w:val="555555"/>
           <w:sz w:val="19"/>
         </w:rPr>
-        <w:t>그렇다면 의심하시는 게 맞아요. 이제 제가 물을게요. 상사에게 말씀하실 건가요?</w:t>
+        <w:t>5주 뒤입니다. 그때까지는 카마라를 붙들어 둘 수 있어요. 장군은 못 하고요.</w:t>
       </w:r>
     </w:p>
     <w:p>
@@ -5797,7 +5797,7 @@
           <w:i w:val="0"/>
           <w:sz w:val="22"/>
         </w:rPr>
-        <w:t>No. Todavía no. Si lo hago, el cero volverá a su tumba antes de que yo lo vea.</w:t>
+        <w:t>Cinco semanas. Entonces tengo cinco semanas para saber qué es un papel que mi propio ministerio no me ha enseñado.</w:t>
       </w:r>
     </w:p>
     <w:p>
@@ -5813,7 +5813,7 @@
           <w:color w:val="555555"/>
           <w:sz w:val="19"/>
         </w:rPr>
-        <w:t>아니요. 아직은요. 말하면 영번은 제가 보기도 전에 다시 무덤으로 돌아갈 겁니다.</w:t>
+        <w:t>5주군요. 그럼 저는 5주 안에, 제 부처가 보여 준 적 없는 서류가 뭔지 알아내야 합니다.</w:t>
       </w:r>
     </w:p>
     <w:p>
@@ -5849,7 +5849,7 @@
           <w:i w:val="0"/>
           <w:sz w:val="22"/>
         </w:rPr>
-        <w:t>Es lo que habría hecho mi padre.</w:t>
+        <w:t>Cinco semanas para algo que ha estado enterrado veintiocho años. Es un buen plazo.</w:t>
       </w:r>
     </w:p>
     <w:p>
@@ -5865,7 +5865,7 @@
           <w:color w:val="555555"/>
           <w:sz w:val="19"/>
         </w:rPr>
-        <w:t>아버지라면 그렇게 하셨을 거예요.</w:t>
+        <w:t>28년 묻혀 있던 일에 5주면 좋은 기한이죠.</w:t>
       </w:r>
     </w:p>
     <w:p>
@@ -5901,7 +5901,7 @@
           <w:i w:val="0"/>
           <w:sz w:val="22"/>
         </w:rPr>
-        <w:t>¿Eso es un elogio?</w:t>
+        <w:t>Dijo «enterrado».</w:t>
       </w:r>
     </w:p>
     <w:p>
@@ -5917,7 +5917,7 @@
           <w:color w:val="555555"/>
           <w:sz w:val="19"/>
         </w:rPr>
-        <w:t>칭찬인가요?</w:t>
+        <w:t>'묻혀 있다'고 하셨네요.</w:t>
       </w:r>
     </w:p>
     <w:p>
@@ -5953,7 +5953,7 @@
           <w:i w:val="0"/>
           <w:sz w:val="22"/>
         </w:rPr>
-        <w:t>Es una advertencia. Mi padre acabó en el exilio.</w:t>
+        <w:t>¿Y qué?</w:t>
       </w:r>
     </w:p>
     <w:p>
@@ -5969,7 +5969,7 @@
           <w:color w:val="555555"/>
           <w:sz w:val="19"/>
         </w:rPr>
-        <w:t>경고예요. 아버지는 망명으로 생을 마쳤으니까요.</w:t>
+        <w:t>그게 어때서요?</w:t>
       </w:r>
     </w:p>
     <w:p>
@@ -5996,7 +5996,7 @@
           <w:color w:val="8A1C2B"/>
           <w:sz w:val="21"/>
         </w:rPr>
-        <w:t xml:space="preserve">IBRAHIMA   </w:t>
+        <w:t xml:space="preserve">ÁLVARO   </w:t>
       </w:r>
       <w:r>
         <w:rPr>
@@ -6005,7 +6005,7 @@
           <w:i w:val="0"/>
           <w:sz w:val="22"/>
         </w:rPr>
-        <w:t>Señor Quintana, el postre. Hay sorbete de baobab.</w:t>
+        <w:t>Nada. Es la segunda vez en dos días que oigo esa palabra.</w:t>
       </w:r>
     </w:p>
     <w:p>
@@ -6021,7 +6021,7 @@
           <w:color w:val="555555"/>
           <w:sz w:val="19"/>
         </w:rPr>
-        <w:t>킨타나 씨, 후식이 나왔습니다. 바오바브 셔벗이에요.</w:t>
+        <w:t>아닙니다. 이틀 만에 그 말을 듣는 게 두 번째라서요.</w:t>
       </w:r>
     </w:p>
     <w:p>
@@ -6057,7 +6057,7 @@
           <w:i w:val="0"/>
           <w:sz w:val="22"/>
         </w:rPr>
-        <w:t>Ya es hora. Pues bien, Álvaro. Ahora sí soy la embajadora de Kandara. Y como tal le digo, oficialmente, que la multa sigue en pie.</w:t>
+        <w:t>Entonces tiene razón en sospechar. Ahora déjeme preguntarle yo. ¿Va a decírselo a su jefa?</w:t>
       </w:r>
     </w:p>
     <w:p>
@@ -6073,7 +6073,7 @@
           <w:color w:val="555555"/>
           <w:sz w:val="19"/>
         </w:rPr>
-        <w:t>이제 때가 됐네요. 자, 알바로. 이제부터 저는 칸다라 대사입니다. 그리고 그 자격으로 공식적으로 말하자면, 벌금은 그대로입니다.</w:t>
+        <w:t>그렇다면 의심하시는 게 맞아요. 이제 제가 물을게요. 상사에게 말씀하실 건가요?</w:t>
       </w:r>
     </w:p>
     <w:p>
@@ -6109,7 +6109,7 @@
           <w:i w:val="0"/>
           <w:sz w:val="22"/>
         </w:rPr>
-        <w:t>Y yo, como representante de mi gobierno, le digo oficialmente que la multa es inaceptable.</w:t>
+        <w:t>No. Todavía no. Si lo hago, el cero volverá a su tumba antes de que yo lo vea.</w:t>
       </w:r>
     </w:p>
     <w:p>
@@ -6125,7 +6125,7 @@
           <w:color w:val="555555"/>
           <w:sz w:val="19"/>
         </w:rPr>
-        <w:t>저는 우리 정부의 대표로서 공식적으로 말씀드립니다. 그 벌금은 받아들일 수 없습니다.</w:t>
+        <w:t>아니요. 아직은요. 말하면 영번은 제가 보기도 전에 다시 무덤으로 돌아갈 겁니다.</w:t>
       </w:r>
     </w:p>
     <w:p>
@@ -6161,7 +6161,7 @@
           <w:i w:val="0"/>
           <w:sz w:val="22"/>
         </w:rPr>
-        <w:t>Estupendo. Con eso ya tenemos acta para los demás.</w:t>
+        <w:t>Es lo que habría hecho mi padre.</w:t>
       </w:r>
     </w:p>
     <w:p>
@@ -6177,7 +6177,7 @@
           <w:color w:val="555555"/>
           <w:sz w:val="19"/>
         </w:rPr>
-        <w:t>훌륭해요. 이제 다른 사람들에게 보여 줄 기록은 생겼군요.</w:t>
+        <w:t>아버지라면 그렇게 하셨을 거예요.</w:t>
       </w:r>
     </w:p>
     <w:p>
@@ -6213,7 +6213,7 @@
           <w:i w:val="0"/>
           <w:sz w:val="22"/>
         </w:rPr>
-        <w:t>Y sin acta, lo que me ha dicho esta noche no existe.</w:t>
+        <w:t>¿Eso es un elogio?</w:t>
       </w:r>
     </w:p>
     <w:p>
@@ -6229,7 +6229,7 @@
           <w:color w:val="555555"/>
           <w:sz w:val="19"/>
         </w:rPr>
-        <w:t>그리고 기록이 없으니, 오늘 밤 해 주신 말씀은 없었던 일이죠.</w:t>
+        <w:t>칭찬인가요?</w:t>
       </w:r>
     </w:p>
     <w:p>
@@ -6265,7 +6265,7 @@
           <w:i w:val="0"/>
           <w:sz w:val="22"/>
         </w:rPr>
-        <w:t>Exactamente. Sorbete, señor Quintana.</w:t>
+        <w:t>Es una advertencia. Mi padre acabó en el exilio.</w:t>
       </w:r>
     </w:p>
     <w:p>
@@ -6281,7 +6281,7 @@
           <w:color w:val="555555"/>
           <w:sz w:val="19"/>
         </w:rPr>
-        <w:t>바로 그거예요. 셔벗 드세요, 킨타나 씨.</w:t>
+        <w:t>경고예요. 아버지는 망명으로 생을 마쳤으니까요.</w:t>
       </w:r>
     </w:p>
     <w:p>
@@ -6317,7 +6317,7 @@
           <w:i w:val="0"/>
           <w:sz w:val="22"/>
         </w:rPr>
-        <w:t>Una cosa más, antes de que se marche. Mi suegro era un hombre desconfiado. Guardó papeles. Muchos.</w:t>
+        <w:t>Señor Quintana, el postre. Hay sorbete de baobab.</w:t>
       </w:r>
     </w:p>
     <w:p>
@@ -6333,7 +6333,7 @@
           <w:color w:val="555555"/>
           <w:sz w:val="19"/>
         </w:rPr>
-        <w:t>가시기 전에 한 가지만요. 장인어른은 의심이 많은 분이었습니다. 서류를 많이 보관하셨죠.</w:t>
+        <w:t>킨타나 씨, 후식이 나왔습니다. 바오바브 셔벗이에요.</w:t>
       </w:r>
     </w:p>
     <w:p>
@@ -6369,7 +6369,7 @@
           <w:i w:val="0"/>
           <w:sz w:val="22"/>
         </w:rPr>
-        <w:t>Ibrahima.</w:t>
+        <w:t>Ya es hora. Pues bien, Álvaro. Ahora sí soy la embajadora de Kandara. Y como tal le digo, oficialmente, que la multa sigue en pie.</w:t>
       </w:r>
     </w:p>
     <w:p>
@@ -6385,7 +6385,7 @@
           <w:color w:val="555555"/>
           <w:sz w:val="19"/>
         </w:rPr>
-        <w:t>이브라히마.</w:t>
+        <w:t>이제 때가 됐네요. 자, 알바로. 이제부터 저는 칸다라 대사입니다. 그리고 그 자격으로 공식적으로 말하자면, 벌금은 그대로입니다.</w:t>
       </w:r>
     </w:p>
     <w:p>
@@ -6412,7 +6412,7 @@
           <w:color w:val="8A1C2B"/>
           <w:sz w:val="21"/>
         </w:rPr>
-        <w:t xml:space="preserve">IBRAHIMA   </w:t>
+        <w:t xml:space="preserve">ÁLVARO   </w:t>
       </w:r>
       <w:r>
         <w:rPr>
@@ -6421,7 +6421,7 @@
           <w:i w:val="0"/>
           <w:sz w:val="22"/>
         </w:rPr>
-        <w:t>Solo le digo que si alguna vez necesita ver el cero con sus propios ojos, quizá exista una persona con una llave.</w:t>
+        <w:t>Y yo, como representante de mi gobierno, le digo oficialmente que la multa es inaceptable.</w:t>
       </w:r>
     </w:p>
     <w:p>
@@ -6437,7 +6437,7 @@
           <w:color w:val="555555"/>
           <w:sz w:val="19"/>
         </w:rPr>
-        <w:t>영번을 직접 눈으로 볼 필요가 생기시면, 열쇠를 가진 사람이 있을지도 모른다는 말씀입니다.</w:t>
+        <w:t>저는 우리 정부의 대표로서 공식적으로 말씀드립니다. 그 벌금은 받아들일 수 없습니다.</w:t>
       </w:r>
     </w:p>
     <w:p>
@@ -6464,7 +6464,7 @@
           <w:color w:val="8A1C2B"/>
           <w:sz w:val="21"/>
         </w:rPr>
-        <w:t xml:space="preserve">ÁLVARO   </w:t>
+        <w:t xml:space="preserve">AMINATA   </w:t>
       </w:r>
       <w:r>
         <w:rPr>
@@ -6473,7 +6473,7 @@
           <w:i w:val="0"/>
           <w:sz w:val="22"/>
         </w:rPr>
-        <w:t>Lo tendré en cuenta, profesor.</w:t>
+        <w:t>Estupendo. Con eso ya tenemos acta para los demás.</w:t>
       </w:r>
     </w:p>
     <w:p>
@@ -6489,7 +6489,7 @@
           <w:color w:val="555555"/>
           <w:sz w:val="19"/>
         </w:rPr>
-        <w:t>염두에 두겠습니다, 교수님.</w:t>
+        <w:t>훌륭해요. 이제 다른 사람들에게 보여 줄 기록은 생겼군요.</w:t>
       </w:r>
     </w:p>
     <w:p>
@@ -6516,7 +6516,7 @@
           <w:color w:val="8A1C2B"/>
           <w:sz w:val="21"/>
         </w:rPr>
-        <w:t xml:space="preserve">IBRAHIMA   </w:t>
+        <w:t xml:space="preserve">ÁLVARO   </w:t>
       </w:r>
       <w:r>
         <w:rPr>
@@ -6525,7 +6525,7 @@
           <w:i w:val="0"/>
           <w:sz w:val="22"/>
         </w:rPr>
-        <w:t>Y coma el xooñ. Lo mejor está abajo, ya se lo he dicho.</w:t>
+        <w:t>Y sin acta, lo que me ha dicho esta noche no existe.</w:t>
       </w:r>
     </w:p>
     <w:p>
@@ -6541,7 +6541,7 @@
           <w:color w:val="555555"/>
           <w:sz w:val="19"/>
         </w:rPr>
-        <w:t>그리고 쑨을 드세요. 제일 좋은 건 밑에 있다고 말씀드렸잖아요.</w:t>
+        <w:t>그리고 기록이 없으니, 오늘 밤 해 주신 말씀은 없었던 일이죠.</w:t>
       </w:r>
     </w:p>
     <w:p>
@@ -6568,7 +6568,7 @@
           <w:color w:val="8A1C2B"/>
           <w:sz w:val="21"/>
         </w:rPr>
-        <w:t xml:space="preserve">ÁLVARO   </w:t>
+        <w:t xml:space="preserve">AMINATA   </w:t>
       </w:r>
       <w:r>
         <w:rPr>
@@ -6577,7 +6577,7 @@
           <w:i w:val="0"/>
           <w:sz w:val="22"/>
         </w:rPr>
-        <w:t>Profesor, acaba usted de decirme cómo se resuelve este caso. Hay que rascar el fondo de la olla.</w:t>
+        <w:t>Exactamente. Sorbete, señor Quintana.</w:t>
       </w:r>
     </w:p>
     <w:p>
@@ -6593,7 +6593,7 @@
           <w:color w:val="555555"/>
           <w:sz w:val="19"/>
         </w:rPr>
-        <w:t>교수님, 방금 이 사건을 푸는 법을 알려 주셨습니다. 냄비 바닥을 긁어야 하는 거죠.</w:t>
+        <w:t>바로 그거예요. 셔벗 드세요, 킨타나 씨.</w:t>
       </w:r>
     </w:p>
     <w:p>
@@ -6629,7 +6629,7 @@
           <w:i w:val="0"/>
           <w:sz w:val="22"/>
         </w:rPr>
-        <w:t>Yo solo hablaba de arroz.</w:t>
+        <w:t>Una cosa más, antes de que se marche. Mi suegro era un hombre desconfiado. Guardó papeles. Muchos.</w:t>
       </w:r>
     </w:p>
     <w:p>
@@ -6645,7 +6645,7 @@
           <w:color w:val="555555"/>
           <w:sz w:val="19"/>
         </w:rPr>
-        <w:t>저는 밥 얘기만 했는데요.</w:t>
+        <w:t>가시기 전에 한 가지만요. 장인어른은 의심이 많은 분이었습니다. 서류를 많이 보관하셨죠.</w:t>
       </w:r>
     </w:p>
     <w:p>
@@ -6681,7 +6681,7 @@
           <w:i w:val="0"/>
           <w:sz w:val="22"/>
         </w:rPr>
-        <w:t>Los historiadores siempre hablan de arroz. Y siempre de otra cosa.</w:t>
+        <w:t>Ibrahima.</w:t>
       </w:r>
     </w:p>
     <w:p>
@@ -6697,6 +6697,318 @@
           <w:color w:val="555555"/>
           <w:sz w:val="19"/>
         </w:rPr>
+        <w:t>이브라히마.</w:t>
+      </w:r>
+    </w:p>
+    <w:p>
+      <w:pPr>
+        <w:keepNext/>
+        <w:spacing w:before="80" w:after="0" w:line="276" w:lineRule="auto"/>
+        <w:ind w:left="0"/>
+      </w:pPr>
+      <w:r>
+        <w:rPr>
+          <w:rFonts w:ascii="Noto Sans KR" w:hAnsi="Noto Sans KR" w:eastAsia="Noto Sans KR" w:cs="Noto Sans KR"/>
+          <w:b w:val="0"/>
+          <w:i w:val="0"/>
+          <w:color w:val="555555"/>
+          <w:sz w:val="15"/>
+        </w:rPr>
+        <w:t xml:space="preserve">117  </w:t>
+      </w:r>
+      <w:r>
+        <w:rPr>
+          <w:rFonts w:ascii="Noto Sans KR" w:hAnsi="Noto Sans KR" w:eastAsia="Noto Sans KR" w:cs="Noto Sans KR"/>
+          <w:b/>
+          <w:i w:val="0"/>
+          <w:color w:val="8A1C2B"/>
+          <w:sz w:val="21"/>
+        </w:rPr>
+        <w:t xml:space="preserve">IBRAHIMA   </w:t>
+      </w:r>
+      <w:r>
+        <w:rPr>
+          <w:rFonts w:ascii="Noto Sans KR" w:hAnsi="Noto Sans KR" w:eastAsia="Noto Sans KR" w:cs="Noto Sans KR"/>
+          <w:b w:val="0"/>
+          <w:i w:val="0"/>
+          <w:sz w:val="22"/>
+        </w:rPr>
+        <w:t>Solo le digo que si alguna vez necesita ver el cero con sus propios ojos, quizá exista una persona con una llave.</w:t>
+      </w:r>
+    </w:p>
+    <w:p>
+      <w:pPr>
+        <w:spacing w:before="0" w:after="40" w:line="276" w:lineRule="auto"/>
+        <w:ind w:left="595"/>
+      </w:pPr>
+      <w:r>
+        <w:rPr>
+          <w:rFonts w:ascii="Noto Sans KR" w:hAnsi="Noto Sans KR" w:eastAsia="Noto Sans KR" w:cs="Noto Sans KR"/>
+          <w:b w:val="0"/>
+          <w:i w:val="0"/>
+          <w:color w:val="555555"/>
+          <w:sz w:val="19"/>
+        </w:rPr>
+        <w:t>영번을 직접 눈으로 볼 필요가 생기시면, 열쇠를 가진 사람이 있을지도 모른다는 말씀입니다.</w:t>
+      </w:r>
+    </w:p>
+    <w:p>
+      <w:pPr>
+        <w:keepNext/>
+        <w:spacing w:before="80" w:after="0" w:line="276" w:lineRule="auto"/>
+        <w:ind w:left="0"/>
+      </w:pPr>
+      <w:r>
+        <w:rPr>
+          <w:rFonts w:ascii="Noto Sans KR" w:hAnsi="Noto Sans KR" w:eastAsia="Noto Sans KR" w:cs="Noto Sans KR"/>
+          <w:b w:val="0"/>
+          <w:i w:val="0"/>
+          <w:color w:val="555555"/>
+          <w:sz w:val="15"/>
+        </w:rPr>
+        <w:t xml:space="preserve">118  </w:t>
+      </w:r>
+      <w:r>
+        <w:rPr>
+          <w:rFonts w:ascii="Noto Sans KR" w:hAnsi="Noto Sans KR" w:eastAsia="Noto Sans KR" w:cs="Noto Sans KR"/>
+          <w:b/>
+          <w:i w:val="0"/>
+          <w:color w:val="8A1C2B"/>
+          <w:sz w:val="21"/>
+        </w:rPr>
+        <w:t xml:space="preserve">ÁLVARO   </w:t>
+      </w:r>
+      <w:r>
+        <w:rPr>
+          <w:rFonts w:ascii="Noto Sans KR" w:hAnsi="Noto Sans KR" w:eastAsia="Noto Sans KR" w:cs="Noto Sans KR"/>
+          <w:b w:val="0"/>
+          <w:i w:val="0"/>
+          <w:sz w:val="22"/>
+        </w:rPr>
+        <w:t>Lo tendré en cuenta, profesor.</w:t>
+      </w:r>
+    </w:p>
+    <w:p>
+      <w:pPr>
+        <w:spacing w:before="0" w:after="40" w:line="276" w:lineRule="auto"/>
+        <w:ind w:left="595"/>
+      </w:pPr>
+      <w:r>
+        <w:rPr>
+          <w:rFonts w:ascii="Noto Sans KR" w:hAnsi="Noto Sans KR" w:eastAsia="Noto Sans KR" w:cs="Noto Sans KR"/>
+          <w:b w:val="0"/>
+          <w:i w:val="0"/>
+          <w:color w:val="555555"/>
+          <w:sz w:val="19"/>
+        </w:rPr>
+        <w:t>염두에 두겠습니다, 교수님.</w:t>
+      </w:r>
+    </w:p>
+    <w:p>
+      <w:pPr>
+        <w:keepNext/>
+        <w:spacing w:before="80" w:after="0" w:line="276" w:lineRule="auto"/>
+        <w:ind w:left="0"/>
+      </w:pPr>
+      <w:r>
+        <w:rPr>
+          <w:rFonts w:ascii="Noto Sans KR" w:hAnsi="Noto Sans KR" w:eastAsia="Noto Sans KR" w:cs="Noto Sans KR"/>
+          <w:b w:val="0"/>
+          <w:i w:val="0"/>
+          <w:color w:val="555555"/>
+          <w:sz w:val="15"/>
+        </w:rPr>
+        <w:t xml:space="preserve">119  </w:t>
+      </w:r>
+      <w:r>
+        <w:rPr>
+          <w:rFonts w:ascii="Noto Sans KR" w:hAnsi="Noto Sans KR" w:eastAsia="Noto Sans KR" w:cs="Noto Sans KR"/>
+          <w:b/>
+          <w:i w:val="0"/>
+          <w:color w:val="8A1C2B"/>
+          <w:sz w:val="21"/>
+        </w:rPr>
+        <w:t xml:space="preserve">IBRAHIMA   </w:t>
+      </w:r>
+      <w:r>
+        <w:rPr>
+          <w:rFonts w:ascii="Noto Sans KR" w:hAnsi="Noto Sans KR" w:eastAsia="Noto Sans KR" w:cs="Noto Sans KR"/>
+          <w:b w:val="0"/>
+          <w:i w:val="0"/>
+          <w:sz w:val="22"/>
+        </w:rPr>
+        <w:t>Y coma el xooñ. Lo mejor está abajo, ya se lo he dicho.</w:t>
+      </w:r>
+    </w:p>
+    <w:p>
+      <w:pPr>
+        <w:spacing w:before="0" w:after="40" w:line="276" w:lineRule="auto"/>
+        <w:ind w:left="595"/>
+      </w:pPr>
+      <w:r>
+        <w:rPr>
+          <w:rFonts w:ascii="Noto Sans KR" w:hAnsi="Noto Sans KR" w:eastAsia="Noto Sans KR" w:cs="Noto Sans KR"/>
+          <w:b w:val="0"/>
+          <w:i w:val="0"/>
+          <w:color w:val="555555"/>
+          <w:sz w:val="19"/>
+        </w:rPr>
+        <w:t>그리고 쑨을 드세요. 제일 좋은 건 밑에 있다고 말씀드렸잖아요.</w:t>
+      </w:r>
+    </w:p>
+    <w:p>
+      <w:pPr>
+        <w:keepNext/>
+        <w:spacing w:before="80" w:after="0" w:line="276" w:lineRule="auto"/>
+        <w:ind w:left="0"/>
+      </w:pPr>
+      <w:r>
+        <w:rPr>
+          <w:rFonts w:ascii="Noto Sans KR" w:hAnsi="Noto Sans KR" w:eastAsia="Noto Sans KR" w:cs="Noto Sans KR"/>
+          <w:b w:val="0"/>
+          <w:i w:val="0"/>
+          <w:color w:val="555555"/>
+          <w:sz w:val="15"/>
+        </w:rPr>
+        <w:t xml:space="preserve">120  </w:t>
+      </w:r>
+      <w:r>
+        <w:rPr>
+          <w:rFonts w:ascii="Noto Sans KR" w:hAnsi="Noto Sans KR" w:eastAsia="Noto Sans KR" w:cs="Noto Sans KR"/>
+          <w:b/>
+          <w:i w:val="0"/>
+          <w:color w:val="8A1C2B"/>
+          <w:sz w:val="21"/>
+        </w:rPr>
+        <w:t xml:space="preserve">ÁLVARO   </w:t>
+      </w:r>
+      <w:r>
+        <w:rPr>
+          <w:rFonts w:ascii="Noto Sans KR" w:hAnsi="Noto Sans KR" w:eastAsia="Noto Sans KR" w:cs="Noto Sans KR"/>
+          <w:b w:val="0"/>
+          <w:i w:val="0"/>
+          <w:sz w:val="22"/>
+        </w:rPr>
+        <w:t>Profesor, acaba usted de decirme cómo se resuelve este caso. Hay que rascar el fondo de la olla.</w:t>
+      </w:r>
+    </w:p>
+    <w:p>
+      <w:pPr>
+        <w:spacing w:before="0" w:after="40" w:line="276" w:lineRule="auto"/>
+        <w:ind w:left="595"/>
+      </w:pPr>
+      <w:r>
+        <w:rPr>
+          <w:rFonts w:ascii="Noto Sans KR" w:hAnsi="Noto Sans KR" w:eastAsia="Noto Sans KR" w:cs="Noto Sans KR"/>
+          <w:b w:val="0"/>
+          <w:i w:val="0"/>
+          <w:color w:val="555555"/>
+          <w:sz w:val="19"/>
+        </w:rPr>
+        <w:t>교수님, 방금 이 사건을 푸는 법을 알려 주셨습니다. 냄비 바닥을 긁어야 하는 거죠.</w:t>
+      </w:r>
+    </w:p>
+    <w:p>
+      <w:pPr>
+        <w:keepNext/>
+        <w:spacing w:before="80" w:after="0" w:line="276" w:lineRule="auto"/>
+        <w:ind w:left="0"/>
+      </w:pPr>
+      <w:r>
+        <w:rPr>
+          <w:rFonts w:ascii="Noto Sans KR" w:hAnsi="Noto Sans KR" w:eastAsia="Noto Sans KR" w:cs="Noto Sans KR"/>
+          <w:b w:val="0"/>
+          <w:i w:val="0"/>
+          <w:color w:val="555555"/>
+          <w:sz w:val="15"/>
+        </w:rPr>
+        <w:t xml:space="preserve">121  </w:t>
+      </w:r>
+      <w:r>
+        <w:rPr>
+          <w:rFonts w:ascii="Noto Sans KR" w:hAnsi="Noto Sans KR" w:eastAsia="Noto Sans KR" w:cs="Noto Sans KR"/>
+          <w:b/>
+          <w:i w:val="0"/>
+          <w:color w:val="8A1C2B"/>
+          <w:sz w:val="21"/>
+        </w:rPr>
+        <w:t xml:space="preserve">IBRAHIMA   </w:t>
+      </w:r>
+      <w:r>
+        <w:rPr>
+          <w:rFonts w:ascii="Noto Sans KR" w:hAnsi="Noto Sans KR" w:eastAsia="Noto Sans KR" w:cs="Noto Sans KR"/>
+          <w:b w:val="0"/>
+          <w:i w:val="0"/>
+          <w:sz w:val="22"/>
+        </w:rPr>
+        <w:t>Yo solo hablaba de arroz.</w:t>
+      </w:r>
+    </w:p>
+    <w:p>
+      <w:pPr>
+        <w:spacing w:before="0" w:after="40" w:line="276" w:lineRule="auto"/>
+        <w:ind w:left="595"/>
+      </w:pPr>
+      <w:r>
+        <w:rPr>
+          <w:rFonts w:ascii="Noto Sans KR" w:hAnsi="Noto Sans KR" w:eastAsia="Noto Sans KR" w:cs="Noto Sans KR"/>
+          <w:b w:val="0"/>
+          <w:i w:val="0"/>
+          <w:color w:val="555555"/>
+          <w:sz w:val="19"/>
+        </w:rPr>
+        <w:t>저는 밥 얘기만 했는데요.</w:t>
+      </w:r>
+    </w:p>
+    <w:p>
+      <w:pPr>
+        <w:keepNext/>
+        <w:spacing w:before="80" w:after="0" w:line="276" w:lineRule="auto"/>
+        <w:ind w:left="0"/>
+      </w:pPr>
+      <w:r>
+        <w:rPr>
+          <w:rFonts w:ascii="Noto Sans KR" w:hAnsi="Noto Sans KR" w:eastAsia="Noto Sans KR" w:cs="Noto Sans KR"/>
+          <w:b w:val="0"/>
+          <w:i w:val="0"/>
+          <w:color w:val="555555"/>
+          <w:sz w:val="15"/>
+        </w:rPr>
+        <w:t xml:space="preserve">122  </w:t>
+      </w:r>
+      <w:r>
+        <w:rPr>
+          <w:rFonts w:ascii="Noto Sans KR" w:hAnsi="Noto Sans KR" w:eastAsia="Noto Sans KR" w:cs="Noto Sans KR"/>
+          <w:b/>
+          <w:i w:val="0"/>
+          <w:color w:val="8A1C2B"/>
+          <w:sz w:val="21"/>
+        </w:rPr>
+        <w:t xml:space="preserve">AMINATA   </w:t>
+      </w:r>
+      <w:r>
+        <w:rPr>
+          <w:rFonts w:ascii="Noto Sans KR" w:hAnsi="Noto Sans KR" w:eastAsia="Noto Sans KR" w:cs="Noto Sans KR"/>
+          <w:b w:val="0"/>
+          <w:i w:val="0"/>
+          <w:sz w:val="22"/>
+        </w:rPr>
+        <w:t>Los historiadores siempre hablan de arroz. Y siempre de otra cosa.</w:t>
+      </w:r>
+    </w:p>
+    <w:p>
+      <w:pPr>
+        <w:spacing w:before="0" w:after="40" w:line="276" w:lineRule="auto"/>
+        <w:ind w:left="595"/>
+      </w:pPr>
+      <w:r>
+        <w:rPr>
+          <w:rFonts w:ascii="Noto Sans KR" w:hAnsi="Noto Sans KR" w:eastAsia="Noto Sans KR" w:cs="Noto Sans KR"/>
+          <w:b w:val="0"/>
+          <w:i w:val="0"/>
+          <w:color w:val="555555"/>
+          <w:sz w:val="19"/>
+        </w:rPr>
         <w:t>역사학자는 늘 밥 얘기를 하죠. 그리고 늘 다른 얘기를 하고요.</w:t>
       </w:r>
     </w:p>
@@ -6714,6 +7026,58 @@
           <w:sz w:val="19"/>
         </w:rPr>
         <w:t>주석 · 표현 노트</w:t>
+      </w:r>
+    </w:p>
+    <w:p>
+      <w:pPr>
+        <w:spacing w:before="0" w:after="0" w:line="276" w:lineRule="auto"/>
+        <w:ind w:left="170"/>
+        <w:shd w:val="clear" w:color="auto" w:fill="EEF1F7"/>
+      </w:pPr>
+      <w:r>
+        <w:rPr>
+          <w:rFonts w:ascii="Noto Sans KR" w:hAnsi="Noto Sans KR" w:eastAsia="Noto Sans KR" w:cs="Noto Sans KR"/>
+          <w:b/>
+          <w:i w:val="0"/>
+          <w:sz w:val="19"/>
+        </w:rPr>
+        <w:t>• Tratado de Tordesillas (1494)</w:t>
+      </w:r>
+      <w:r>
+        <w:rPr>
+          <w:rFonts w:ascii="Noto Sans KR" w:hAnsi="Noto Sans KR" w:eastAsia="Noto Sans KR" w:cs="Noto Sans KR"/>
+          <w:b w:val="0"/>
+          <w:i w:val="0"/>
+          <w:color w:val="555555"/>
+          <w:sz w:val="19"/>
+        </w:rPr>
+        <w:t xml:space="preserve">  —  카스티야와 포르투갈이 대서양 분할선을 교황 칙서의 100레구아에서 서쪽 370레구아로 옮겨 합의한 조약. '선(지도)을 옮겨 문제를 푼다'는 선례</w:t>
+      </w:r>
+    </w:p>
+    <w:p>
+      <w:pPr>
+        <w:spacing w:before="0" w:after="0" w:line="276" w:lineRule="auto"/>
+        <w:ind w:left="170"/>
+        <w:shd w:val="clear" w:color="auto" w:fill="EEF1F7"/>
+      </w:pPr>
+      <w:r>
+        <w:rPr>
+          <w:rFonts w:ascii="Noto Sans KR" w:hAnsi="Noto Sans KR" w:eastAsia="Noto Sans KR" w:cs="Noto Sans KR"/>
+          <w:b/>
+          <w:i w:val="0"/>
+          <w:sz w:val="19"/>
+        </w:rPr>
+        <w:t>• leguas</w:t>
+      </w:r>
+      <w:r>
+        <w:rPr>
+          <w:rFonts w:ascii="Noto Sans KR" w:hAnsi="Noto Sans KR" w:eastAsia="Noto Sans KR" w:cs="Noto Sans KR"/>
+          <w:b w:val="0"/>
+          <w:i w:val="0"/>
+          <w:color w:val="555555"/>
+          <w:sz w:val="19"/>
+        </w:rPr>
+        <w:t xml:space="preserve">  —  레구아(옛 거리 단위, 약 5.5km). 'trescientas setenta leguas'는 370레구아</w:t>
       </w:r>
     </w:p>
     <w:p>
@@ -6904,7 +7268,7 @@
           <w:color w:val="555555"/>
           <w:sz w:val="15"/>
         </w:rPr>
-        <w:t xml:space="preserve">117  </w:t>
+        <w:t xml:space="preserve">123  </w:t>
       </w:r>
       <w:r>
         <w:rPr>
@@ -6956,7 +7320,7 @@
           <w:color w:val="555555"/>
           <w:sz w:val="15"/>
         </w:rPr>
-        <w:t xml:space="preserve">118  </w:t>
+        <w:t xml:space="preserve">124  </w:t>
       </w:r>
       <w:r>
         <w:rPr>
@@ -7008,7 +7372,7 @@
           <w:color w:val="555555"/>
           <w:sz w:val="15"/>
         </w:rPr>
-        <w:t xml:space="preserve">119  </w:t>
+        <w:t xml:space="preserve">125  </w:t>
       </w:r>
       <w:r>
         <w:rPr>
@@ -7060,7 +7424,7 @@
           <w:color w:val="555555"/>
           <w:sz w:val="15"/>
         </w:rPr>
-        <w:t xml:space="preserve">120  </w:t>
+        <w:t xml:space="preserve">126  </w:t>
       </w:r>
       <w:r>
         <w:rPr>
@@ -7112,7 +7476,7 @@
           <w:color w:val="555555"/>
           <w:sz w:val="15"/>
         </w:rPr>
-        <w:t xml:space="preserve">121  </w:t>
+        <w:t xml:space="preserve">127  </w:t>
       </w:r>
       <w:r>
         <w:rPr>
@@ -7164,7 +7528,7 @@
           <w:color w:val="555555"/>
           <w:sz w:val="15"/>
         </w:rPr>
-        <w:t xml:space="preserve">122  </w:t>
+        <w:t xml:space="preserve">128  </w:t>
       </w:r>
       <w:r>
         <w:rPr>
@@ -7216,7 +7580,7 @@
           <w:color w:val="555555"/>
           <w:sz w:val="15"/>
         </w:rPr>
-        <w:t xml:space="preserve">123  </w:t>
+        <w:t xml:space="preserve">129  </w:t>
       </w:r>
       <w:r>
         <w:rPr>
@@ -7268,7 +7632,7 @@
           <w:color w:val="555555"/>
           <w:sz w:val="15"/>
         </w:rPr>
-        <w:t xml:space="preserve">124  </w:t>
+        <w:t xml:space="preserve">130  </w:t>
       </w:r>
       <w:r>
         <w:rPr>
@@ -7320,7 +7684,7 @@
           <w:color w:val="555555"/>
           <w:sz w:val="15"/>
         </w:rPr>
-        <w:t xml:space="preserve">125  </w:t>
+        <w:t xml:space="preserve">131  </w:t>
       </w:r>
       <w:r>
         <w:rPr>
@@ -7372,7 +7736,7 @@
           <w:color w:val="555555"/>
           <w:sz w:val="15"/>
         </w:rPr>
-        <w:t xml:space="preserve">126  </w:t>
+        <w:t xml:space="preserve">132  </w:t>
       </w:r>
       <w:r>
         <w:rPr>
@@ -7424,7 +7788,7 @@
           <w:color w:val="555555"/>
           <w:sz w:val="15"/>
         </w:rPr>
-        <w:t xml:space="preserve">127  </w:t>
+        <w:t xml:space="preserve">133  </w:t>
       </w:r>
       <w:r>
         <w:rPr>
@@ -7476,7 +7840,7 @@
           <w:color w:val="555555"/>
           <w:sz w:val="15"/>
         </w:rPr>
-        <w:t xml:space="preserve">128  </w:t>
+        <w:t xml:space="preserve">134  </w:t>
       </w:r>
       <w:r>
         <w:rPr>
@@ -7528,7 +7892,7 @@
           <w:color w:val="555555"/>
           <w:sz w:val="15"/>
         </w:rPr>
-        <w:t xml:space="preserve">129  </w:t>
+        <w:t xml:space="preserve">135  </w:t>
       </w:r>
       <w:r>
         <w:rPr>
@@ -7580,7 +7944,7 @@
           <w:color w:val="555555"/>
           <w:sz w:val="15"/>
         </w:rPr>
-        <w:t xml:space="preserve">130  </w:t>
+        <w:t xml:space="preserve">136  </w:t>
       </w:r>
       <w:r>
         <w:rPr>
@@ -7632,7 +7996,7 @@
           <w:color w:val="555555"/>
           <w:sz w:val="15"/>
         </w:rPr>
-        <w:t xml:space="preserve">131  </w:t>
+        <w:t xml:space="preserve">137  </w:t>
       </w:r>
       <w:r>
         <w:rPr>
@@ -7684,7 +8048,7 @@
           <w:color w:val="555555"/>
           <w:sz w:val="15"/>
         </w:rPr>
-        <w:t xml:space="preserve">132  </w:t>
+        <w:t xml:space="preserve">138  </w:t>
       </w:r>
       <w:r>
         <w:rPr>
@@ -7736,7 +8100,7 @@
           <w:color w:val="555555"/>
           <w:sz w:val="15"/>
         </w:rPr>
-        <w:t xml:space="preserve">133  </w:t>
+        <w:t xml:space="preserve">139  </w:t>
       </w:r>
       <w:r>
         <w:rPr>
@@ -7788,7 +8152,7 @@
           <w:color w:val="555555"/>
           <w:sz w:val="15"/>
         </w:rPr>
-        <w:t xml:space="preserve">134  </w:t>
+        <w:t xml:space="preserve">140  </w:t>
       </w:r>
       <w:r>
         <w:rPr>
@@ -7840,7 +8204,7 @@
           <w:color w:val="555555"/>
           <w:sz w:val="15"/>
         </w:rPr>
-        <w:t xml:space="preserve">135  </w:t>
+        <w:t xml:space="preserve">141  </w:t>
       </w:r>
       <w:r>
         <w:rPr>
@@ -7892,7 +8256,7 @@
           <w:color w:val="555555"/>
           <w:sz w:val="15"/>
         </w:rPr>
-        <w:t xml:space="preserve">136  </w:t>
+        <w:t xml:space="preserve">142  </w:t>
       </w:r>
       <w:r>
         <w:rPr>
@@ -7944,7 +8308,7 @@
           <w:color w:val="555555"/>
           <w:sz w:val="15"/>
         </w:rPr>
-        <w:t xml:space="preserve">137  </w:t>
+        <w:t xml:space="preserve">143  </w:t>
       </w:r>
       <w:r>
         <w:rPr>
@@ -7996,7 +8360,7 @@
           <w:color w:val="555555"/>
           <w:sz w:val="15"/>
         </w:rPr>
-        <w:t xml:space="preserve">138  </w:t>
+        <w:t xml:space="preserve">144  </w:t>
       </w:r>
       <w:r>
         <w:rPr>
